--- a/Web-tehnology/lab7/lab7.docx
+++ b/Web-tehnology/lab7/lab7.docx
@@ -4,6 +4,7 @@
   <w:body>
     <w:p>
       <w:pPr>
+        <w:ind w:firstLine="708"/>
         <w:jc w:val="center"/>
         <w:rPr>
           <w:rFonts w:ascii="Times New Roman" w:hAnsi="Times New Roman" w:cs="Times New Roman"/>
@@ -3885,6 +3886,7 @@
         <w:rPr>
           <w:rFonts w:ascii="Times New Roman" w:hAnsi="Times New Roman" w:cs="Times New Roman"/>
           <w:szCs w:val="22"/>
+          <w:lang w:val="en-US"/>
         </w:rPr>
         <w:t xml:space="preserve"> </w:t>
       </w:r>
@@ -3900,6 +3902,7 @@
         <w:rPr>
           <w:rFonts w:ascii="Times New Roman" w:hAnsi="Times New Roman" w:cs="Times New Roman"/>
           <w:szCs w:val="22"/>
+          <w:lang w:val="en-US"/>
         </w:rPr>
         <w:t xml:space="preserve"> </w:t>
       </w:r>
@@ -3915,6 +3918,7 @@
         <w:rPr>
           <w:rFonts w:ascii="Times New Roman" w:hAnsi="Times New Roman" w:cs="Times New Roman"/>
           <w:szCs w:val="22"/>
+          <w:lang w:val="en-US"/>
         </w:rPr>
         <w:t xml:space="preserve"> </w:t>
       </w:r>
@@ -3930,6 +3934,7 @@
         <w:rPr>
           <w:rFonts w:ascii="Times New Roman" w:hAnsi="Times New Roman" w:cs="Times New Roman"/>
           <w:szCs w:val="22"/>
+          <w:lang w:val="en-US"/>
         </w:rPr>
         <w:t xml:space="preserve"> </w:t>
       </w:r>
@@ -3945,6 +3950,7 @@
         <w:rPr>
           <w:rFonts w:ascii="Times New Roman" w:hAnsi="Times New Roman" w:cs="Times New Roman"/>
           <w:szCs w:val="22"/>
+          <w:lang w:val="en-US"/>
         </w:rPr>
         <w:t xml:space="preserve"> </w:t>
       </w:r>
@@ -3960,8 +3966,16 @@
         <w:rPr>
           <w:rFonts w:ascii="Times New Roman" w:hAnsi="Times New Roman" w:cs="Times New Roman"/>
           <w:szCs w:val="22"/>
-        </w:rPr>
-        <w:t xml:space="preserve"> $</w:t>
+          <w:lang w:val="en-US"/>
+        </w:rPr>
+        <w:t xml:space="preserve"> </w:t>
+      </w:r>
+      <w:r>
+        <w:rPr>
+          <w:rFonts w:ascii="Times New Roman" w:hAnsi="Times New Roman" w:cs="Times New Roman"/>
+          <w:szCs w:val="22"/>
+        </w:rPr>
+        <w:t>$</w:t>
       </w:r>
       <w:r>
         <w:rPr>
